--- a/media/R4444/output_dir/hjl/第二轮测试用例记录.docx
+++ b/media/R4444/output_dir/hjl/第二轮测试用例记录.docx
@@ -743,7 +743,7 @@
                 <w:szCs w:val="21"/>
               </w:rPr>
               <w:lastRenderedPageBreak/>
-              <w:t xml:space="preserve">通过</w:t>
+              <w:t xml:space="preserve">未执行</w:t>
             </w:r>
           </w:p>
         </w:tc>
@@ -880,7 +880,7 @@
                 <w:szCs w:val="21"/>
               </w:rPr>
               <w:lastRenderedPageBreak/>
-              <w:t xml:space="preserve">通过</w:t>
+              <w:t xml:space="preserve">未执行</w:t>
             </w:r>
           </w:p>
         </w:tc>
@@ -1914,7 +1914,7 @@
                 <w:szCs w:val="21"/>
               </w:rPr>
               <w:lastRenderedPageBreak/>
-              <w:t xml:space="preserve">通过</w:t>
+              <w:t xml:space="preserve">未执行</w:t>
             </w:r>
           </w:p>
         </w:tc>
@@ -2948,7 +2948,7 @@
                 <w:szCs w:val="21"/>
               </w:rPr>
               <w:lastRenderedPageBreak/>
-              <w:t xml:space="preserve">通过</w:t>
+              <w:t xml:space="preserve">未执行</w:t>
             </w:r>
           </w:p>
         </w:tc>
